--- a/OpenEuler搭建kubernetes.docx
+++ b/OpenEuler搭建kubernetes.docx
@@ -94,7 +94,7 @@
             </w14:solidFill>
           </w14:textFill>
         </w:rPr>
-        <w:t>1台master 192.168.88.70 (4核4G/50GB)</w:t>
+        <w:t>1台master 192.168.88.50 (4核4G/50GB)</w:t>
       </w:r>
     </w:p>
     <w:p>
@@ -448,7 +448,46 @@
           <w:szCs w:val="18"/>
           <w:lang w:val="en-US" w:eastAsia="zh-CN"/>
         </w:rPr>
-        <w:t>192.168.88.70 euler-master-70</w:t>
+        <w:t>192.168.88.</w:t>
+      </w:r>
+      <w:r>
+        <w:rPr>
+          <w:rFonts w:hint="eastAsia" w:ascii="黑体" w:hAnsi="黑体" w:eastAsia="黑体" w:cs="黑体"/>
+          <w:color w:val="000000" w:themeColor="text1"/>
+          <w:sz w:val="18"/>
+          <w:szCs w:val="18"/>
+          <w:lang w:val="en-US" w:eastAsia="zh-CN"/>
+          <w14:textFill>
+            <w14:solidFill>
+              <w14:schemeClr w14:val="tx1"/>
+            </w14:solidFill>
+          </w14:textFill>
+        </w:rPr>
+        <w:t>50</w:t>
+      </w:r>
+      <w:r>
+        <w:rPr>
+          <w:rFonts w:hint="eastAsia" w:ascii="黑体" w:hAnsi="黑体" w:eastAsia="黑体" w:cs="黑体"/>
+          <w:sz w:val="18"/>
+          <w:szCs w:val="18"/>
+          <w:lang w:val="en-US" w:eastAsia="zh-CN"/>
+        </w:rPr>
+        <w:t xml:space="preserve"> euler-master-</w:t>
+      </w:r>
+      <w:r>
+        <w:rPr>
+          <w:rFonts w:hint="eastAsia" w:ascii="黑体" w:hAnsi="黑体" w:eastAsia="黑体" w:cs="黑体"/>
+          <w:color w:val="000000" w:themeColor="text1"/>
+          <w:sz w:val="18"/>
+          <w:szCs w:val="18"/>
+          <w:lang w:val="en-US" w:eastAsia="zh-CN"/>
+          <w14:textFill>
+            <w14:solidFill>
+              <w14:schemeClr w14:val="tx1"/>
+            </w14:solidFill>
+          </w14:textFill>
+        </w:rPr>
+        <w:t>50</w:t>
       </w:r>
     </w:p>
     <w:p>
@@ -695,8 +734,6 @@
         </w:rPr>
         <w:t># selinux</w:t>
       </w:r>
-      <w:bookmarkStart w:id="0" w:name="_GoBack"/>
-      <w:bookmarkEnd w:id="0"/>
     </w:p>
     <w:p>
       <w:pPr>
@@ -5084,7 +5121,7 @@
           <w:szCs w:val="18"/>
           <w:lang w:val="en-US" w:eastAsia="zh-CN"/>
         </w:rPr>
-        <w:t>https://192.168.88.70:9443/</w:t>
+        <w:t>https://192.168.88.50:9443/</w:t>
       </w:r>
       <w:r>
         <w:rPr>
@@ -7090,7 +7127,7 @@
             </w14:solidFill>
           </w14:textFill>
         </w:rPr>
-        <w:t xml:space="preserve">docker rmi docker rmi </w:t>
+        <w:t xml:space="preserve">docker rmi </w:t>
       </w:r>
       <w:r>
         <w:rPr>
@@ -7544,7 +7581,25 @@
           <w:szCs w:val="18"/>
           <w:lang w:val="en-US" w:eastAsia="zh-CN"/>
         </w:rPr>
-        <w:t>--apiserver-advertise-address=192.168.88.70 \</w:t>
+        <w:t>--apiserver-advertise-address=192.168.88.</w:t>
+      </w:r>
+      <w:r>
+        <w:rPr>
+          <w:rFonts w:hint="eastAsia" w:ascii="黑体" w:hAnsi="黑体" w:eastAsia="黑体" w:cs="黑体"/>
+          <w:sz w:val="18"/>
+          <w:szCs w:val="18"/>
+          <w:lang w:val="en-US" w:eastAsia="zh-CN"/>
+        </w:rPr>
+        <w:t>50</w:t>
+      </w:r>
+      <w:r>
+        <w:rPr>
+          <w:rFonts w:hint="default" w:ascii="黑体" w:hAnsi="黑体" w:eastAsia="黑体" w:cs="黑体"/>
+          <w:sz w:val="18"/>
+          <w:szCs w:val="18"/>
+          <w:lang w:val="en-US" w:eastAsia="zh-CN"/>
+        </w:rPr>
+        <w:t xml:space="preserve"> \</w:t>
       </w:r>
     </w:p>
     <w:p>
@@ -8978,7 +9033,31 @@
           <w:szCs w:val="18"/>
           <w:lang w:val="en-US" w:eastAsia="zh-CN"/>
         </w:rPr>
-        <w:t>kubectl taint nodes euler-master-70 node-role.kubernetes.io/control-plane:NoSchedule-</w:t>
+        <w:t xml:space="preserve">kubectl taint </w:t>
+      </w:r>
+      <w:r>
+        <w:rPr>
+          <w:rFonts w:hint="eastAsia" w:ascii="黑体" w:hAnsi="黑体" w:eastAsia="黑体" w:cs="黑体"/>
+          <w:color w:val="E54C5E" w:themeColor="accent6"/>
+          <w:sz w:val="18"/>
+          <w:szCs w:val="18"/>
+          <w:lang w:val="en-US" w:eastAsia="zh-CN"/>
+          <w14:textFill>
+            <w14:solidFill>
+              <w14:schemeClr w14:val="accent6"/>
+            </w14:solidFill>
+          </w14:textFill>
+        </w:rPr>
+        <w:t>nodes euler-master-50</w:t>
+      </w:r>
+      <w:r>
+        <w:rPr>
+          <w:rFonts w:hint="eastAsia" w:ascii="黑体" w:hAnsi="黑体" w:eastAsia="黑体" w:cs="黑体"/>
+          <w:sz w:val="18"/>
+          <w:szCs w:val="18"/>
+          <w:lang w:val="en-US" w:eastAsia="zh-CN"/>
+        </w:rPr>
+        <w:t xml:space="preserve"> node-role.kubernetes.io/control-plane:NoSchedule-</w:t>
       </w:r>
     </w:p>
     <w:p>
@@ -10252,6 +10331,8 @@
         </w:rPr>
         <w:t>firewall-cmd --reload</w:t>
       </w:r>
+      <w:bookmarkStart w:id="0" w:name="_GoBack"/>
+      <w:bookmarkEnd w:id="0"/>
     </w:p>
     <w:p>
       <w:pPr>
